--- a/laporan/p03_laporan_25430034.docx
+++ b/laporan/p03_laporan_25430034.docx
@@ -2241,7 +2241,7 @@
           <w:noProof/>
         </w:rPr>
         <w:drawing>
-          <wp:anchor distT="0" distB="0" distL="114300" distR="114300" simplePos="0" relativeHeight="251658240" behindDoc="0" locked="0" layoutInCell="1" allowOverlap="1" wp14:anchorId="4BAEAC3E" wp14:editId="271C1934">
+          <wp:anchor distT="0" distB="0" distL="114300" distR="114300" simplePos="0" relativeHeight="251658240" behindDoc="0" locked="0" layoutInCell="1" allowOverlap="1" wp14:anchorId="4BAEAC3E" wp14:editId="599918D4">
             <wp:simplePos x="0" y="0"/>
             <wp:positionH relativeFrom="margin">
               <wp:align>left</wp:align>
@@ -7651,7 +7651,7 @@
           <w:b/>
           <w:bCs/>
         </w:rPr>
-        <w:t>4. J</w:t>
+        <w:t xml:space="preserve">4. </w:t>
       </w:r>
       <w:proofErr w:type="spellStart"/>
       <w:r>
@@ -7660,7 +7660,7 @@
           <w:b/>
           <w:bCs/>
         </w:rPr>
-        <w:t>awaban</w:t>
+        <w:t>Jawaban</w:t>
       </w:r>
       <w:proofErr w:type="spellEnd"/>
       <w:r>
@@ -10266,6 +10266,7 @@
       <w:r>
         <w:rPr>
           <w:rFonts w:ascii="Times New Roman" w:hAnsi="Times New Roman" w:cs="Times New Roman"/>
+          <w:noProof/>
         </w:rPr>
         <w:drawing>
           <wp:anchor distT="0" distB="0" distL="114300" distR="114300" simplePos="0" relativeHeight="251659264" behindDoc="0" locked="0" layoutInCell="1" allowOverlap="1" wp14:anchorId="6EC98E13" wp14:editId="26C63259">
@@ -10640,7 +10641,7 @@
           <w:bCs/>
         </w:rPr>
         <w:lastRenderedPageBreak/>
-        <w:t>6. T</w:t>
+        <w:t xml:space="preserve">6. </w:t>
       </w:r>
       <w:proofErr w:type="spellStart"/>
       <w:r>
@@ -10649,7 +10650,7 @@
           <w:b/>
           <w:bCs/>
         </w:rPr>
-        <w:t>ugas</w:t>
+        <w:t>Tugas</w:t>
       </w:r>
       <w:proofErr w:type="spellEnd"/>
       <w:r>
@@ -10699,16 +10700,24 @@
         </w:rPr>
         <w:t>Gambar ERD proyek</w:t>
       </w:r>
+    </w:p>
+    <w:p>
+      <w:pPr>
+        <w:spacing w:line="240" w:lineRule="auto"/>
+        <w:rPr>
+          <w:rFonts w:ascii="Times New Roman" w:hAnsi="Times New Roman" w:cs="Times New Roman"/>
+        </w:rPr>
+      </w:pPr>
       <w:r>
         <w:rPr>
           <w:rFonts w:ascii="Times New Roman" w:hAnsi="Times New Roman" w:cs="Times New Roman"/>
           <w:noProof/>
         </w:rPr>
         <w:drawing>
-          <wp:inline distT="0" distB="0" distL="0" distR="0" wp14:anchorId="1F52E27D" wp14:editId="4D206217">
-            <wp:extent cx="5486400" cy="4032865"/>
-            <wp:effectExtent l="0" t="0" r="0" b="6350"/>
-            <wp:docPr id="386422485" name="Picture 2"/>
+          <wp:inline distT="0" distB="0" distL="0" distR="0" wp14:anchorId="624A549D" wp14:editId="717C8C0C">
+            <wp:extent cx="4898571" cy="6919590"/>
+            <wp:effectExtent l="0" t="0" r="0" b="0"/>
+            <wp:docPr id="495256514" name="Picture 1"/>
             <wp:cNvGraphicFramePr>
               <a:graphicFrameLocks xmlns:a="http://schemas.openxmlformats.org/drawingml/2006/main" noChangeAspect="1"/>
             </wp:cNvGraphicFramePr>
@@ -10716,7 +10725,7 @@
               <a:graphicData uri="http://schemas.openxmlformats.org/drawingml/2006/picture">
                 <pic:pic xmlns:pic="http://schemas.openxmlformats.org/drawingml/2006/picture">
                   <pic:nvPicPr>
-                    <pic:cNvPr id="386422485" name="Picture 386422485"/>
+                    <pic:cNvPr id="495256514" name="Picture 495256514"/>
                     <pic:cNvPicPr/>
                   </pic:nvPicPr>
                   <pic:blipFill>
@@ -10734,7 +10743,7 @@
                   <pic:spPr>
                     <a:xfrm>
                       <a:off x="0" y="0"/>
-                      <a:ext cx="5497700" cy="4041171"/>
+                      <a:ext cx="4902785" cy="6925543"/>
                     </a:xfrm>
                     <a:prstGeom prst="rect">
                       <a:avLst/>
@@ -10762,10 +10771,19 @@
           <w:rFonts w:ascii="Times New Roman" w:hAnsi="Times New Roman" w:cs="Times New Roman"/>
         </w:rPr>
       </w:pPr>
-      <w:r>
-        <w:rPr>
-          <w:rFonts w:ascii="Times New Roman" w:hAnsi="Times New Roman" w:cs="Times New Roman"/>
-        </w:rPr>
+    </w:p>
+    <w:p>
+      <w:pPr>
+        <w:spacing w:line="240" w:lineRule="auto"/>
+        <w:rPr>
+          <w:rFonts w:ascii="Times New Roman" w:hAnsi="Times New Roman" w:cs="Times New Roman"/>
+        </w:rPr>
+      </w:pPr>
+      <w:r>
+        <w:rPr>
+          <w:rFonts w:ascii="Times New Roman" w:hAnsi="Times New Roman" w:cs="Times New Roman"/>
+        </w:rPr>
+        <w:lastRenderedPageBreak/>
         <w:t>2</w:t>
       </w:r>
       <w:r>
@@ -11685,7 +11703,6 @@
               <w:rPr>
                 <w:rFonts w:ascii="Times New Roman" w:hAnsi="Times New Roman" w:cs="Times New Roman"/>
               </w:rPr>
-              <w:lastRenderedPageBreak/>
               <w:t>harus</w:t>
             </w:r>
             <w:proofErr w:type="spellEnd"/>
@@ -11769,7 +11786,6 @@
               <w:rPr>
                 <w:rFonts w:ascii="Times New Roman" w:hAnsi="Times New Roman" w:cs="Times New Roman"/>
               </w:rPr>
-              <w:lastRenderedPageBreak/>
               <w:t>AB-04</w:t>
             </w:r>
           </w:p>
@@ -12437,6 +12453,7 @@
               <w:rPr>
                 <w:rFonts w:ascii="Times New Roman" w:hAnsi="Times New Roman" w:cs="Times New Roman"/>
               </w:rPr>
+              <w:lastRenderedPageBreak/>
               <w:t>melebihi</w:t>
             </w:r>
             <w:proofErr w:type="spellEnd"/>
@@ -12506,6 +12523,7 @@
               <w:rPr>
                 <w:rFonts w:ascii="Times New Roman" w:hAnsi="Times New Roman" w:cs="Times New Roman"/>
               </w:rPr>
+              <w:lastRenderedPageBreak/>
               <w:t>AB-07</w:t>
             </w:r>
           </w:p>
@@ -12811,7 +12829,6 @@
         <w:rPr>
           <w:rFonts w:ascii="Times New Roman" w:hAnsi="Times New Roman" w:cs="Times New Roman"/>
         </w:rPr>
-        <w:lastRenderedPageBreak/>
         <w:t xml:space="preserve">3. </w:t>
       </w:r>
       <w:r>
@@ -14102,6 +14119,7 @@
               <w:rPr>
                 <w:rFonts w:ascii="Times New Roman" w:hAnsi="Times New Roman" w:cs="Times New Roman"/>
               </w:rPr>
+              <w:lastRenderedPageBreak/>
               <w:t>KI-05</w:t>
             </w:r>
           </w:p>
@@ -15230,7 +15248,6 @@
         <w:rPr>
           <w:rFonts w:ascii="Times New Roman" w:hAnsi="Times New Roman" w:cs="Times New Roman"/>
         </w:rPr>
-        <w:lastRenderedPageBreak/>
         <w:t>menggunakan</w:t>
       </w:r>
       <w:proofErr w:type="spellEnd"/>
@@ -17204,7 +17221,14 @@
         <w:rPr>
           <w:rFonts w:ascii="Times New Roman" w:hAnsi="Times New Roman" w:cs="Times New Roman"/>
         </w:rPr>
-        <w:t xml:space="preserve"> dan proses </w:t>
+        <w:t xml:space="preserve"> dan </w:t>
+      </w:r>
+      <w:r>
+        <w:rPr>
+          <w:rFonts w:ascii="Times New Roman" w:hAnsi="Times New Roman" w:cs="Times New Roman"/>
+        </w:rPr>
+        <w:lastRenderedPageBreak/>
+        <w:t xml:space="preserve">proses </w:t>
       </w:r>
       <w:proofErr w:type="spellStart"/>
       <w:r>
@@ -18789,14 +18813,7 @@
         <w:rPr>
           <w:rFonts w:ascii="Times New Roman" w:hAnsi="Times New Roman" w:cs="Times New Roman"/>
         </w:rPr>
-        <w:t xml:space="preserve"> </w:t>
-      </w:r>
-      <w:r>
-        <w:rPr>
-          <w:rFonts w:ascii="Times New Roman" w:hAnsi="Times New Roman" w:cs="Times New Roman"/>
-        </w:rPr>
-        <w:lastRenderedPageBreak/>
-        <w:t xml:space="preserve">proses </w:t>
+        <w:t xml:space="preserve"> proses </w:t>
       </w:r>
       <w:proofErr w:type="spellStart"/>
       <w:r>
@@ -19691,6 +19708,7 @@
   <w:style w:type="character" w:default="1" w:styleId="DefaultParagraphFont">
     <w:name w:val="Default Paragraph Font"/>
     <w:uiPriority w:val="1"/>
+    <w:semiHidden/>
     <w:unhideWhenUsed/>
   </w:style>
   <w:style w:type="table" w:default="1" w:styleId="TableNormal">

--- a/laporan/p03_laporan_25430034.docx
+++ b/laporan/p03_laporan_25430034.docx
@@ -19067,6 +19067,46 @@
           <w:rFonts w:ascii="Times New Roman" w:hAnsi="Times New Roman" w:cs="Times New Roman"/>
         </w:rPr>
         <w:t xml:space="preserve"> </w:t>
+      </w:r>
+      <w:r>
+        <w:rPr>
+          <w:rFonts w:ascii="Times New Roman" w:hAnsi="Times New Roman" w:cs="Times New Roman"/>
+        </w:rPr>
+        <w:drawing>
+          <wp:inline distT="0" distB="0" distL="0" distR="0" wp14:anchorId="21965336" wp14:editId="29A6B9F2">
+            <wp:extent cx="5400040" cy="2135505"/>
+            <wp:effectExtent l="0" t="0" r="0" b="0"/>
+            <wp:docPr id="892789301" name="Picture 1"/>
+            <wp:cNvGraphicFramePr>
+              <a:graphicFrameLocks xmlns:a="http://schemas.openxmlformats.org/drawingml/2006/main" noChangeAspect="1"/>
+            </wp:cNvGraphicFramePr>
+            <a:graphic xmlns:a="http://schemas.openxmlformats.org/drawingml/2006/main">
+              <a:graphicData uri="http://schemas.openxmlformats.org/drawingml/2006/picture">
+                <pic:pic xmlns:pic="http://schemas.openxmlformats.org/drawingml/2006/picture">
+                  <pic:nvPicPr>
+                    <pic:cNvPr id="892789301" name=""/>
+                    <pic:cNvPicPr/>
+                  </pic:nvPicPr>
+                  <pic:blipFill>
+                    <a:blip r:embed="rId10"/>
+                    <a:stretch>
+                      <a:fillRect/>
+                    </a:stretch>
+                  </pic:blipFill>
+                  <pic:spPr>
+                    <a:xfrm>
+                      <a:off x="0" y="0"/>
+                      <a:ext cx="5400040" cy="2135505"/>
+                    </a:xfrm>
+                    <a:prstGeom prst="rect">
+                      <a:avLst/>
+                    </a:prstGeom>
+                  </pic:spPr>
+                </pic:pic>
+              </a:graphicData>
+            </a:graphic>
+          </wp:inline>
+        </w:drawing>
       </w:r>
     </w:p>
     <w:p>
